--- a/registry/jobs/2026-09-23_070849_nextip_senior-php-backend-developer/application/cover-letter.docx
+++ b/registry/jobs/2026-09-23_070849_nextip_senior-php-backend-developer/application/cover-letter.docx
@@ -16,126 +16,109 @@
           <w:szCs w:val="24"/>
           <w:rtl w:val="false"/>
         </w:rPr>
-        <w:t xml:space="preserve">Dear Hiring Team,</w:t>
-      </w:r>
-    </w:p>
-    <w:p>
-      <w:pPr>
-        <w:bidi w:val="false"/>
-        <w:spacing w:after="120" w:before="120" w:line="259.20000000000005"/>
-        <w:jc w:val="left"/>
-      </w:pPr>
-      <w:r>
-        <w:rPr>
-          <w:rFonts w:ascii="Aptos" w:cs="Aptos" w:eastAsia="Aptos" w:hAnsi="Aptos"/>
-          <w:color w:val="000000"/>
-          <w:sz w:val="24"/>
-          <w:szCs w:val="24"/>
-          <w:rtl w:val="false"/>
-        </w:rPr>
-        <w:t xml:space="preserve">I am applying for the Senior PHP Backend Developer role at Nextip. I am a backend engineer with 15+ years of experience across PHP and Go production systems, including documented Laravel, MySQL, API, and reliability work. Nextip’s aim to improve the contact-center experience through a stronger backend architecture is a credible match for my background in communication-heavy and operationally sensitive services.</w:t>
-      </w:r>
-    </w:p>
-    <w:p>
-      <w:pPr>
-        <w:bidi w:val="false"/>
-        <w:spacing w:after="120" w:before="120" w:line="259.20000000000005"/>
-        <w:jc w:val="left"/>
-      </w:pPr>
-      <w:r>
-        <w:rPr>
-          <w:rFonts w:ascii="Aptos" w:cs="Aptos" w:eastAsia="Aptos" w:hAnsi="Aptos"/>
-          <w:color w:val="000000"/>
-          <w:sz w:val="24"/>
-          <w:szCs w:val="24"/>
-          <w:rtl w:val="false"/>
-        </w:rPr>
-        <w:t xml:space="preserve">At airSlate, I reduced peak load on the main database by removing bottlenecks and redistributing workload, improving service stability during high-traffic periods. I also migrated services from ECS to Kubernetes and prepared the runtime stack with Helm, GitHub Actions, and ArgoCD. That combination of PHP/Laravel-adjacent backend delivery, database attention, and production readiness would help me contribute thoughtfully to a product roadmap.</w:t>
-      </w:r>
-    </w:p>
-    <w:p>
-      <w:pPr>
-        <w:bidi w:val="false"/>
-        <w:spacing w:after="120" w:before="120" w:line="259.20000000000005"/>
-        <w:jc w:val="left"/>
-      </w:pPr>
-      <w:r>
-        <w:rPr>
-          <w:rFonts w:ascii="Aptos" w:cs="Aptos" w:eastAsia="Aptos" w:hAnsi="Aptos"/>
-          <w:color w:val="000000"/>
-          <w:sz w:val="24"/>
-          <w:szCs w:val="24"/>
-          <w:rtl w:val="false"/>
-        </w:rPr>
-        <w:t xml:space="preserve">My experience also connects directly to the communication context in your posting. At Simple.life, I designed and owned a support automation platform connecting Zendesk, Intercom, and internal services, and integrated auto-triage flows that automated or deflected up to 30% of inbound tickets. Those examples do not claim CRM or WebSocket expertise; they show relevant experience building integrations and dependable backend workflows around customer communication.</w:t>
-      </w:r>
-    </w:p>
-    <w:p>
-      <w:pPr>
-        <w:bidi w:val="false"/>
-        <w:spacing w:after="120" w:before="120" w:line="259.20000000000005"/>
-        <w:jc w:val="left"/>
-      </w:pPr>
-      <w:r>
-        <w:rPr>
-          <w:rFonts w:ascii="Aptos" w:cs="Aptos" w:eastAsia="Aptos" w:hAnsi="Aptos"/>
-          <w:color w:val="000000"/>
-          <w:sz w:val="24"/>
-          <w:szCs w:val="24"/>
-          <w:rtl w:val="false"/>
-        </w:rPr>
-        <w:t xml:space="preserve">I have also made technical choices in product settings: at Hyprr, I defined the technology roadmap with the CTO and helped establish the core stack for product delivery. I value the posting’s emphasis on collaborating with a Product Owner and a team while making pragmatic technology decisions.</w:t>
-      </w:r>
-    </w:p>
-    <w:p>
-      <w:pPr>
-        <w:bidi w:val="false"/>
-        <w:spacing w:after="120" w:before="120" w:line="259.20000000000005"/>
-        <w:jc w:val="left"/>
-      </w:pPr>
-      <w:r>
-        <w:rPr>
-          <w:rFonts w:ascii="Aptos" w:cs="Aptos" w:eastAsia="Aptos" w:hAnsi="Aptos"/>
-          <w:color w:val="000000"/>
-          <w:sz w:val="24"/>
-          <w:szCs w:val="24"/>
-          <w:rtl w:val="false"/>
-        </w:rPr>
-        <w:t xml:space="preserve">At PDFfiller, I led a team of 5 backend engineers developing a transactional email service. That experience reinforced the importance of making responsibilities clear, communicating technical decisions, and keeping delivery grounded in operational needs.</w:t>
-      </w:r>
-    </w:p>
-    <w:p>
-      <w:pPr>
-        <w:bidi w:val="false"/>
-        <w:spacing w:after="120" w:before="120" w:line="259.20000000000005"/>
-        <w:jc w:val="left"/>
-      </w:pPr>
-      <w:r>
-        <w:rPr>
-          <w:rFonts w:ascii="Aptos" w:cs="Aptos" w:eastAsia="Aptos" w:hAnsi="Aptos"/>
-          <w:color w:val="000000"/>
-          <w:sz w:val="24"/>
-          <w:szCs w:val="24"/>
-          <w:rtl w:val="false"/>
-        </w:rPr>
-        <w:t xml:space="preserve">Nextip’s description of proprietary omnichannel contact-center software and its goal of creating a more intuitive experience for people who manage customer relationships make this opportunity particularly relevant. I would welcome the chance to discuss how my PHP/Laravel background and production-system experience can support your R&amp;D team, as well as to clarify the WebSocket, Nginx, and working-model expectations.</w:t>
-      </w:r>
-    </w:p>
-    <w:p>
-      <w:pPr>
-        <w:bidi w:val="false"/>
-        <w:spacing w:after="120" w:before="120" w:line="259.20000000000005"/>
-        <w:jc w:val="left"/>
-      </w:pPr>
-      <w:r>
-        <w:rPr>
-          <w:rFonts w:ascii="Aptos" w:cs="Aptos" w:eastAsia="Aptos" w:hAnsi="Aptos"/>
-          <w:color w:val="000000"/>
-          <w:sz w:val="24"/>
-          <w:szCs w:val="24"/>
-          <w:rtl w:val="false"/>
-        </w:rPr>
-        <w:t xml:space="preserve">Sincerely,</w:t>
+        <w:t xml:space="preserve">Gentile Team Nextip,</w:t>
+      </w:r>
+    </w:p>
+    <w:p>
+      <w:pPr>
+        <w:bidi w:val="false"/>
+        <w:spacing w:after="120" w:before="120" w:line="259.20000000000005"/>
+        <w:jc w:val="left"/>
+      </w:pPr>
+      <w:r>
+        <w:rPr>
+          <w:rFonts w:ascii="Aptos" w:cs="Aptos" w:eastAsia="Aptos" w:hAnsi="Aptos"/>
+          <w:color w:val="000000"/>
+          <w:sz w:val="24"/>
+          <w:szCs w:val="24"/>
+          <w:rtl w:val="false"/>
+        </w:rPr>
+        <w:t xml:space="preserve">desidero candidarmi per la posizione di Senior PHP Backend Developer. Sono un backend engineer con oltre 15 anni di esperienza nello sviluppo di sistemi in produzione, principalmente con PHP, Laravel, Symfony, MySQL e API REST. Nel mio lavoro ho combinato sviluppo hands-on, decisioni architetturali, affidabilità dei servizi e collaborazione con team di prodotto.</w:t>
+      </w:r>
+    </w:p>
+    <w:p>
+      <w:pPr>
+        <w:bidi w:val="false"/>
+        <w:spacing w:after="120" w:before="120" w:line="259.20000000000005"/>
+        <w:jc w:val="left"/>
+      </w:pPr>
+      <w:r>
+        <w:rPr>
+          <w:rFonts w:ascii="Aptos" w:cs="Aptos" w:eastAsia="Aptos" w:hAnsi="Aptos"/>
+          <w:color w:val="000000"/>
+          <w:sz w:val="24"/>
+          <w:szCs w:val="24"/>
+          <w:rtl w:val="false"/>
+        </w:rPr>
+        <w:t xml:space="preserve">In airSlate ho individuato e rimosso colli di bottiglia del database principale, riducendo il carico nei momenti di picco e migliorando la stabilità del sistema. Ho inoltre contribuito alla migrazione di servizi da ECS a Kubernetes e alla preparazione della pipeline di delivery con Helm, GitHub Actions e ArgoCD. Questa esperienza mi ha insegnato a collegare le scelte di implementazione alle esigenze concrete di affidabilità e manutenzione di un prodotto.</w:t>
+      </w:r>
+    </w:p>
+    <w:p>
+      <w:pPr>
+        <w:bidi w:val="false"/>
+        <w:spacing w:after="120" w:before="120" w:line="259.20000000000005"/>
+        <w:jc w:val="left"/>
+      </w:pPr>
+      <w:r>
+        <w:rPr>
+          <w:rFonts w:ascii="Aptos" w:cs="Aptos" w:eastAsia="Aptos" w:hAnsi="Aptos"/>
+          <w:color w:val="000000"/>
+          <w:sz w:val="24"/>
+          <w:szCs w:val="24"/>
+          <w:rtl w:val="false"/>
+        </w:rPr>
+        <w:t xml:space="preserve">Ho anche esperienza con piattaforme legate alla comunicazione con i clienti: in Simple.life ho progettato e gestito un sistema di automazione che integrava Zendesk, Intercom e servizi interni. In precedenza, come Technical Lead, ho definito insieme al CTO la roadmap tecnologica e lo stack principale di un prodotto sviluppato dal prototipo fino alla closed beta. Sono quindi abituato sia a lavorare direttamente sul codice sia a discutere priorità e scelte tecniche con interlocutori di prodotto.</w:t>
+      </w:r>
+    </w:p>
+    <w:p>
+      <w:pPr>
+        <w:bidi w:val="false"/>
+        <w:spacing w:after="120" w:before="120" w:line="259.20000000000005"/>
+        <w:jc w:val="left"/>
+      </w:pPr>
+      <w:r>
+        <w:rPr>
+          <w:rFonts w:ascii="Aptos" w:cs="Aptos" w:eastAsia="Aptos" w:hAnsi="Aptos"/>
+          <w:color w:val="000000"/>
+          <w:sz w:val="24"/>
+          <w:szCs w:val="24"/>
+          <w:rtl w:val="false"/>
+        </w:rPr>
+        <w:t xml:space="preserve">Mi interessa Nextip perché il vostro prodotto unisce sviluppo backend, integrazioni e comunicazione omnicanale in un contesto in cui affidabilità e scelte tecniche pragmatiche hanno un impatto diretto sull'esperienza degli utenti. La collaborazione quotidiana con il Product Owner descritta nell'annuncio è coerente con il modo in cui preferisco lavorare: responsabilità chiare, confronto diretto e decisioni basate sulle esigenze reali del prodotto.</w:t>
+      </w:r>
+    </w:p>
+    <w:p>
+      <w:pPr>
+        <w:bidi w:val="false"/>
+        <w:spacing w:after="120" w:before="120" w:line="259.20000000000005"/>
+        <w:jc w:val="left"/>
+      </w:pPr>
+      <w:r>
+        <w:rPr>
+          <w:rFonts w:ascii="Aptos" w:cs="Aptos" w:eastAsia="Aptos" w:hAnsi="Aptos"/>
+          <w:color w:val="000000"/>
+          <w:sz w:val="24"/>
+          <w:szCs w:val="24"/>
+          <w:rtl w:val="false"/>
+        </w:rPr>
+        <w:t xml:space="preserve">In allegato trovate il mio CV. Sarò lieto di approfondire la mia esperienza e di conoscere meglio il team, l'architettura del prodotto e le responsabilità previste per il ruolo.</w:t>
+      </w:r>
+    </w:p>
+    <w:p>
+      <w:pPr>
+        <w:bidi w:val="false"/>
+        <w:spacing w:after="120" w:before="120" w:line="259.20000000000005"/>
+        <w:jc w:val="left"/>
+      </w:pPr>
+      <w:r>
+        <w:rPr>
+          <w:rFonts w:ascii="Aptos" w:cs="Aptos" w:eastAsia="Aptos" w:hAnsi="Aptos"/>
+          <w:color w:val="000000"/>
+          <w:sz w:val="24"/>
+          <w:szCs w:val="24"/>
+          <w:rtl w:val="false"/>
+        </w:rPr>
+        <w:t xml:space="preserve">Cordiali saluti,</w:t>
       </w:r>
     </w:p>
     <w:p>
@@ -154,6 +137,94 @@
         </w:rPr>
         <w:t xml:space="preserve">Valentin Nikolaev</w:t>
       </w:r>
+    </w:p>
+    <w:p>
+      <w:pPr>
+        <w:bidi w:val="false"/>
+        <w:spacing w:after="120" w:before="120" w:line="259.20000000000005"/>
+        <w:jc w:val="left"/>
+      </w:pPr>
+      <w:hyperlink w:history="1" r:id="rIdrsyyjm9pp4za8if092qf_">
+        <w:r>
+          <w:rPr>
+            <w:rFonts w:ascii="Aptos" w:cs="Aptos" w:eastAsia="Aptos" w:hAnsi="Aptos"/>
+            <w:color w:val="0000FF"/>
+            <w:sz w:val="24"/>
+            <w:szCs w:val="24"/>
+            <w:u w:val="single"/>
+            <w:rtl w:val="false"/>
+          </w:rPr>
+          <w:t xml:space="preserve">valeinikolaev@gmail.com</w:t>
+        </w:r>
+      </w:hyperlink>
+      <w:r>
+        <w:rPr>
+          <w:rFonts w:ascii="Aptos" w:cs="Aptos" w:eastAsia="Aptos" w:hAnsi="Aptos"/>
+          <w:color w:val="000000"/>
+          <w:sz w:val="24"/>
+          <w:szCs w:val="24"/>
+          <w:rtl w:val="false"/>
+        </w:rPr>
+        <w:t xml:space="preserve">
+</w:t>
+      </w:r>
+      <w:r>
+        <w:rPr>
+          <w:rFonts w:ascii="Aptos" w:cs="Aptos" w:eastAsia="Aptos" w:hAnsi="Aptos"/>
+          <w:color w:val="000000"/>
+          <w:sz w:val="24"/>
+          <w:szCs w:val="24"/>
+          <w:rtl w:val="false"/>
+        </w:rPr>
+        <w:t xml:space="preserve">+39 351 370 1194</w:t>
+      </w:r>
+      <w:r>
+        <w:rPr>
+          <w:rFonts w:ascii="Aptos" w:cs="Aptos" w:eastAsia="Aptos" w:hAnsi="Aptos"/>
+          <w:color w:val="000000"/>
+          <w:sz w:val="24"/>
+          <w:szCs w:val="24"/>
+          <w:rtl w:val="false"/>
+        </w:rPr>
+        <w:t xml:space="preserve">
+</w:t>
+      </w:r>
+      <w:hyperlink w:history="1" r:id="rIdeu8mkprsy8e1zrl3oe7pe">
+        <w:r>
+          <w:rPr>
+            <w:rFonts w:ascii="Aptos" w:cs="Aptos" w:eastAsia="Aptos" w:hAnsi="Aptos"/>
+            <w:color w:val="0000FF"/>
+            <w:sz w:val="24"/>
+            <w:szCs w:val="24"/>
+            <w:u w:val="single"/>
+            <w:rtl w:val="false"/>
+          </w:rPr>
+          <w:t xml:space="preserve">LinkedIn</w:t>
+        </w:r>
+      </w:hyperlink>
+      <w:r>
+        <w:rPr>
+          <w:rFonts w:ascii="Aptos" w:cs="Aptos" w:eastAsia="Aptos" w:hAnsi="Aptos"/>
+          <w:color w:val="000000"/>
+          <w:sz w:val="24"/>
+          <w:szCs w:val="24"/>
+          <w:rtl w:val="false"/>
+        </w:rPr>
+        <w:t xml:space="preserve"> | </w:t>
+      </w:r>
+      <w:hyperlink w:history="1" r:id="rIdh7aobncnai9iv5gr_ok6f">
+        <w:r>
+          <w:rPr>
+            <w:rFonts w:ascii="Aptos" w:cs="Aptos" w:eastAsia="Aptos" w:hAnsi="Aptos"/>
+            <w:color w:val="0000FF"/>
+            <w:sz w:val="24"/>
+            <w:szCs w:val="24"/>
+            <w:u w:val="single"/>
+            <w:rtl w:val="false"/>
+          </w:rPr>
+          <w:t xml:space="preserve">GitHub</w:t>
+        </w:r>
+      </w:hyperlink>
     </w:p>
     <w:sectPr>
       <w:footerReference w:type="default" r:id="rId7"/>
